--- a/Quanta, Actually - SERIES/QED Course/chapters/Lesson 78 Vacuum Polarization and Precision.docx
+++ b/Quanta, Actually - SERIES/QED Course/chapters/Lesson 78 Vacuum Polarization and Precision.docx
@@ -17,7 +17,7 @@
         <w:jc w:val="center"/>
       </w:pPr>
       <w:r>
-        <w:t>Lesson 78 of the Complete Quantum Electrodynamics Course</w:t>
+        <w:t>Lesson 78 of Quantum, Actually, Volume 2: A QED Course</w:t>
       </w:r>
     </w:p>
     <w:p>
@@ -122,7 +122,16 @@
         <w:pStyle w:val="ListBullet"/>
       </w:pPr>
       <w:r>
-        <w:t>Identify the vacuum-polarization contributions to a_μ, including the electron loop and the hadronic contribution obtained from e⁺e⁻ data.</w:t>
+        <w:t>Identify the vacuum-polarization contributions to a</w:t>
+      </w:r>
+      <w:r>
+        <w:rPr>
+          <w:vertAlign w:val="subscript"/>
+        </w:rPr>
+        <w:t>μ</w:t>
+      </w:r>
+      <w:r>
+        <w:t>, including the electron loop and the hadronic contribution obtained from e⁺e⁻ data.</w:t>
       </w:r>
     </w:p>
     <w:p>
@@ -288,7 +297,16 @@
           </w:tcPr>
           <w:p>
             <w:r>
-              <w:t>V_U(r)</w:t>
+              <w:t>V</w:t>
+            </w:r>
+            <w:r>
+              <w:rPr>
+                <w:vertAlign w:val="subscript"/>
+              </w:rPr>
+              <w:t>U</w:t>
+            </w:r>
+            <w:r>
+              <w:t>(r)</w:t>
             </w:r>
           </w:p>
         </w:tc>
@@ -325,7 +343,13 @@
           </w:tcPr>
           <w:p>
             <w:r>
-              <w:t>m_r</w:t>
+              <w:t>m</w:t>
+            </w:r>
+            <w:r>
+              <w:rPr>
+                <w:vertAlign w:val="subscript"/>
+              </w:rPr>
+              <w:t>r</w:t>
             </w:r>
           </w:p>
         </w:tc>
@@ -427,6 +451,67 @@
       <w:r>
         <w:t>Natural units, ℏc = 197.327 MeV fm. In display equations, square brackets enclose function arguments and visible groupings.</w:t>
       </w:r>
+    </w:p>
+    <w:tbl>
+      <w:tblPr>
+        <w:tblW w:type="auto" w:w="0"/>
+        <w:jc w:val="center"/>
+        <w:tblLayout w:type="fixed"/>
+        <w:tblLook w:firstColumn="1" w:firstRow="1" w:lastColumn="0" w:lastRow="0" w:noHBand="0" w:noVBand="1" w:val="04A0"/>
+        <w:tblBorders>
+          <w:top w:val="single" w:sz="8" w:color="7FA7CF"/>
+          <w:left w:val="single" w:sz="8" w:color="7FA7CF"/>
+          <w:bottom w:val="single" w:sz="8" w:color="7FA7CF"/>
+          <w:right w:val="single" w:sz="8" w:color="7FA7CF"/>
+        </w:tblBorders>
+      </w:tblPr>
+      <w:tblGrid>
+        <w:gridCol w:w="9392"/>
+      </w:tblGrid>
+      <w:tr>
+        <w:tc>
+          <w:tcPr>
+            <w:tcW w:type="dxa" w:w="9392"/>
+            <w:shd w:fill="F3F7FB"/>
+            <w:tcMar>
+              <w:top w:w="140" w:type="dxa"/>
+              <w:start w:w="140" w:type="dxa"/>
+              <w:bottom w:w="140" w:type="dxa"/>
+              <w:end w:w="140" w:type="dxa"/>
+            </w:tcMar>
+          </w:tcPr>
+          <w:p>
+            <w:r>
+              <w:rPr>
+                <w:b/>
+                <w:color w:val="1F4E78"/>
+              </w:rPr>
+              <w:t>First pass: the result before the derivation</w:t>
+            </w:r>
+          </w:p>
+          <w:p>
+            <w:pPr>
+              <w:spacing w:after="60"/>
+            </w:pPr>
+            <w:r>
+              <w:t>Vacuum polarization modifies Coulomb's law within about one electron Compton wavelength (the Uehling potential), lowering hydrogen's 2s level by about 27 MHz and dominating the Lamb shift in muonic hydrogen.</w:t>
+            </w:r>
+          </w:p>
+          <w:p>
+            <w:pPr>
+              <w:spacing w:after="60"/>
+            </w:pPr>
+            <w:r>
+              <w:t>Running α seen in an atom.</w:t>
+            </w:r>
+          </w:p>
+        </w:tc>
+      </w:tr>
+    </w:tbl>
+    <w:p>
+      <w:pPr>
+        <w:spacing w:after="80"/>
+      </w:pPr>
     </w:p>
     <w:p>
       <w:pPr>
@@ -882,7 +967,16 @@
     </w:p>
     <w:p>
       <w:r>
-        <w:t>First-order perturbation theory gives ΔE = −(4Zα²/15m²)|ψ(0)|². With |ψ_ns(0)|² = (Zαm)³/(πn³),</w:t>
+        <w:t>First-order perturbation theory gives ΔE = −(4Zα²/15m²)|ψ(0)|². With |ψ</w:t>
+      </w:r>
+      <w:r>
+        <w:rPr>
+          <w:vertAlign w:val="subscript"/>
+        </w:rPr>
+        <w:t>n</w:t>
+      </w:r>
+      <w:r>
+        <w:t>s(0)|² = (Zαm)³/(πn³),</w:t>
       </w:r>
     </w:p>
     <w:p>
@@ -1528,7 +1622,16 @@
     </w:p>
     <w:p>
       <w:r>
-        <w:t>with γ_E = 0.5772 Euler's constant. This short-distance logarithm is Lesson 69's running coupling seen in position space: at distance r, the effective α is larger by about (2α/3π)ln(1/(mr)), which matches (α/3π)ln(Q²/m²) with Q ≈ 1/r.</w:t>
+        <w:t>with γ</w:t>
+      </w:r>
+      <w:r>
+        <w:rPr>
+          <w:vertAlign w:val="subscript"/>
+        </w:rPr>
+        <w:t>E</w:t>
+      </w:r>
+      <w:r>
+        <w:t xml:space="preserve"> = 0.5772 Euler's constant. This short-distance logarithm is Lesson 69's running coupling seen in position space: at distance r, the effective α is larger by about (2α/3π)ln(1/(mr)), which matches (α/3π)ln(Q²/m²) with Q ≈ 1/r.</w:t>
       </w:r>
     </w:p>
     <w:p>
@@ -1542,6 +1645,60 @@
     <w:p>
       <w:r>
         <w:t>The two limits describe one physical object, a cloud of virtual pairs surrounding the charge with a size of about 1/(2m). Outside the cloud, the charge is fully screened and appears as α ≈ 1/137, with an exponentially small correction. Inside it, the probe sees more of the bare charge, and the effective coupling grows logarithmically. A hydrogen atom, whose size is about 5×10⁴ fm, lies far outside the cloud. That is why the contact approximation of Section 1.2 is accurate for it.</w:t>
+      </w:r>
+    </w:p>
+    <w:p>
+      <w:pPr>
+        <w:keepNext/>
+        <w:spacing w:before="160" w:after="40"/>
+        <w:jc w:val="center"/>
+      </w:pPr>
+      <w:r>
+        <w:drawing>
+          <wp:inline xmlns:a="http://schemas.openxmlformats.org/drawingml/2006/main" xmlns:pic="http://schemas.openxmlformats.org/drawingml/2006/picture">
+            <wp:extent cx="4754880" cy="2762794"/>
+            <wp:docPr id="1" name="Picture 1"/>
+            <wp:cNvGraphicFramePr>
+              <a:graphicFrameLocks noChangeAspect="1"/>
+            </wp:cNvGraphicFramePr>
+            <a:graphic>
+              <a:graphicData uri="http://schemas.openxmlformats.org/drawingml/2006/picture">
+                <pic:pic>
+                  <pic:nvPicPr>
+                    <pic:cNvPr id="0" name="L78_uehling.png"/>
+                    <pic:cNvPicPr/>
+                  </pic:nvPicPr>
+                  <pic:blipFill>
+                    <a:blip r:embed="rId11"/>
+                    <a:stretch>
+                      <a:fillRect/>
+                    </a:stretch>
+                  </pic:blipFill>
+                  <pic:spPr>
+                    <a:xfrm>
+                      <a:off x="0" y="0"/>
+                      <a:ext cx="4754880" cy="2762794"/>
+                    </a:xfrm>
+                    <a:prstGeom prst="rect"/>
+                  </pic:spPr>
+                </pic:pic>
+              </a:graphicData>
+            </a:graphic>
+          </wp:inline>
+        </w:drawing>
+      </w:r>
+    </w:p>
+    <w:p>
+      <w:pPr>
+        <w:spacing w:after="200"/>
+        <w:jc w:val="center"/>
+      </w:pPr>
+      <w:r>
+        <w:rPr>
+          <w:i/>
+          <w:sz w:val="19"/>
+        </w:rPr>
+        <w:t>Figure 78.1. The Uehling potential. Vacuum polarization strengthens the Coulomb attraction at distances shorter than the electron Compton wavelength.</w:t>
       </w:r>
     </w:p>
     <w:p>
@@ -1576,7 +1733,70 @@
     </w:p>
     <w:p>
       <w:r>
-        <w:t>In muonic hydrogen a muon replaces the electron. The reduced mass is m_r = m_μM_p/(m_μ + M_p) = 94.96 MeV, about 186 times the electron's, so the Bohr radius is 1/(αm_r) = 197.327 × 137.036/94.96 fm ≈ 285 fm. This is comparable to the vacuum-polarization range 1/(2m_e) ≈ 193 fm. The muon orbits inside the electron-positron cloud.</w:t>
+        <w:t>In muonic hydrogen a muon replaces the electron. The reduced mass is m</w:t>
+      </w:r>
+      <w:r>
+        <w:rPr>
+          <w:vertAlign w:val="subscript"/>
+        </w:rPr>
+        <w:t>r</w:t>
+      </w:r>
+      <w:r>
+        <w:t xml:space="preserve"> = m</w:t>
+      </w:r>
+      <w:r>
+        <w:rPr>
+          <w:vertAlign w:val="subscript"/>
+        </w:rPr>
+        <w:t>μ</w:t>
+      </w:r>
+      <w:r>
+        <w:t>M</w:t>
+      </w:r>
+      <w:r>
+        <w:rPr>
+          <w:vertAlign w:val="subscript"/>
+        </w:rPr>
+        <w:t>p</w:t>
+      </w:r>
+      <w:r>
+        <w:t>/(m</w:t>
+      </w:r>
+      <w:r>
+        <w:rPr>
+          <w:vertAlign w:val="subscript"/>
+        </w:rPr>
+        <w:t>μ</w:t>
+      </w:r>
+      <w:r>
+        <w:t xml:space="preserve"> + M</w:t>
+      </w:r>
+      <w:r>
+        <w:rPr>
+          <w:vertAlign w:val="subscript"/>
+        </w:rPr>
+        <w:t>p</w:t>
+      </w:r>
+      <w:r>
+        <w:t>) = 94.96 MeV, about 186 times the electron's, so the Bohr radius is 1/(αm</w:t>
+      </w:r>
+      <w:r>
+        <w:rPr>
+          <w:vertAlign w:val="subscript"/>
+        </w:rPr>
+        <w:t>r</w:t>
+      </w:r>
+      <w:r>
+        <w:t>) = 197.327 × 137.036/94.96 fm ≈ 285 fm. This is comparable to the vacuum-polarization range 1/(2m</w:t>
+      </w:r>
+      <w:r>
+        <w:rPr>
+          <w:vertAlign w:val="subscript"/>
+        </w:rPr>
+        <w:t>e</w:t>
+      </w:r>
+      <w:r>
+        <w:t>) ≈ 193 fm. The muon orbits inside the electron-positron cloud.</w:t>
       </w:r>
     </w:p>
     <w:p>
@@ -1589,7 +1809,34 @@
     </w:p>
     <w:p>
       <w:r>
-        <w:t>Two things change. The relevant loop is still the electron loop, because the electron is the lightest charged particle, but now the muon's momentum, about αm_r ≈ 0.7 MeV, is not small compared with m_e. The contact approximation fails, and the full Uehling potential must be used. More importantly, the effect is no longer suppressed by (Q/m)². In ordinary hydrogen it is α(Zα)⁴m_e/(15π), a small part of the Lamb shift. In muonic hydrogen it lowers 2s by about 205 meV relative to 2p, making it by far the largest QED contribution. The self-energy, which dominated ordinary hydrogen, is suppressed for the muon by its larger mass, because the muon's own Compton wavelength is small compared with the orbit.</w:t>
+        <w:t>Two things change. The relevant loop is still the electron loop, because the electron is the lightest charged particle, but now the muon's momentum, about αm</w:t>
+      </w:r>
+      <w:r>
+        <w:rPr>
+          <w:vertAlign w:val="subscript"/>
+        </w:rPr>
+        <w:t>r</w:t>
+      </w:r>
+      <w:r>
+        <w:t xml:space="preserve"> ≈ 0.7 MeV, is not small compared with m</w:t>
+      </w:r>
+      <w:r>
+        <w:rPr>
+          <w:vertAlign w:val="subscript"/>
+        </w:rPr>
+        <w:t>e</w:t>
+      </w:r>
+      <w:r>
+        <w:t>. The contact approximation fails, and the full Uehling potential must be used. More importantly, the effect is no longer suppressed by (Q/m)². In ordinary hydrogen it is α(Zα)⁴m</w:t>
+      </w:r>
+      <w:r>
+        <w:rPr>
+          <w:vertAlign w:val="subscript"/>
+        </w:rPr>
+        <w:t>e</w:t>
+      </w:r>
+      <w:r>
+        <w:t>/(15π), a small part of the Lamb shift. In muonic hydrogen it lowers 2s by about 205 meV relative to 2p, making it by far the largest QED contribution. The self-energy, which dominated ordinary hydrogen, is suppressed for the muon by its larger mass, because the muon's own Compton wavelength is small compared with the orbit.</w:t>
       </w:r>
     </w:p>
     <w:p>
@@ -1602,7 +1849,25 @@
     </w:p>
     <w:p>
       <w:r>
-        <w:t>The 2s–2p interval in muonic hydrogen is predicted as about 206.03 meV − 5.23 meV × (r_p/fm)², with smaller corrections. The measured 202.37 meV, from the Paul Scherrer Institute, gives r_p ≈ 0.841 fm. This value required the Uehling potential to be computed to a precision of a part in 10⁵, and it is the measurement behind Lesson 77's proton radius puzzle.</w:t>
+        <w:t>The 2s–2p interval in muonic hydrogen is predicted as about 206.03 meV − 5.23 meV × (r</w:t>
+      </w:r>
+      <w:r>
+        <w:rPr>
+          <w:vertAlign w:val="subscript"/>
+        </w:rPr>
+        <w:t>p</w:t>
+      </w:r>
+      <w:r>
+        <w:t>/fm)², with smaller corrections. The measured 202.37 meV, from the Paul Scherrer Institute, gives r</w:t>
+      </w:r>
+      <w:r>
+        <w:rPr>
+          <w:vertAlign w:val="subscript"/>
+        </w:rPr>
+        <w:t>p</w:t>
+      </w:r>
+      <w:r>
+        <w:t xml:space="preserve"> ≈ 0.841 fm. This value required the Uehling potential to be computed to a precision of a part in 10⁵, and it is the measurement behind Lesson 77's proton radius puzzle.</w:t>
       </w:r>
     </w:p>
     <w:p>
@@ -1616,7 +1881,43 @@
     </w:p>
     <w:p>
       <w:r>
-        <w:t>Estimate the ratio of the vacuum-polarization shift in muonic and electronic hydrogen, ignoring the failure of the contact approximation. The contact shift scales as |ψ(0)|²/m_e² ∝ m_r³. The ratio is (m_r,μ/m_r,e)³ ≈ 186³ ≈ 6.4×10⁶. Starting from 27.2 MHz = 1.12×10⁻⁷ eV, the estimate is 0.72 eV. The true value, 0.205 eV, is smaller by a factor of about 3.5, because the muon's wave function varies within the 193 fm cloud and does not sample the full contact strength. The estimate fails in the expected direction, and only the full Uehling potential gets the number right.</w:t>
+        <w:t>Estimate the ratio of the vacuum-polarization shift in muonic and electronic hydrogen, ignoring the failure of the contact approximation. The contact shift scales as |ψ(0)|²/m</w:t>
+      </w:r>
+      <w:r>
+        <w:rPr>
+          <w:vertAlign w:val="subscript"/>
+        </w:rPr>
+        <w:t>e</w:t>
+      </w:r>
+      <w:r>
+        <w:t>² ∝ m</w:t>
+      </w:r>
+      <w:r>
+        <w:rPr>
+          <w:vertAlign w:val="subscript"/>
+        </w:rPr>
+        <w:t>r</w:t>
+      </w:r>
+      <w:r>
+        <w:t>³. The ratio is (m</w:t>
+      </w:r>
+      <w:r>
+        <w:rPr>
+          <w:vertAlign w:val="subscript"/>
+        </w:rPr>
+        <w:t>r</w:t>
+      </w:r>
+      <w:r>
+        <w:t>,μ/m</w:t>
+      </w:r>
+      <w:r>
+        <w:rPr>
+          <w:vertAlign w:val="subscript"/>
+        </w:rPr>
+        <w:t>r</w:t>
+      </w:r>
+      <w:r>
+        <w:t>,e)³ ≈ 186³ ≈ 6.4×10⁶. Starting from 27.2 MHz = 1.12×10⁻⁷ eV, the estimate is 0.72 eV. The true value, 0.205 eV, is smaller by a factor of about 3.5, because the muon's wave function varies within the 193 fm cloud and does not sample the full contact strength. The estimate fails in the expected direction, and only the full Uehling potential gets the number right.</w:t>
       </w:r>
     </w:p>
     <w:p>
@@ -1637,7 +1938,34 @@
     </w:p>
     <w:p>
       <w:r>
-        <w:t>At two loops, the muon's anomaly includes the diagram in which the internal photon of Lesson 76's vertex correction carries an electron-loop insertion. The internal photon in the muon's vertex has momenta of order m_μ, at which the electron loop gives a large logarithm. The result is a coefficient of (α/π)² of about (1/3)ln(m_μ/m_e) − 25/36 ≈ 1.08, larger than all the mass-independent two-loop terms together. The complete two-loop coefficient for the muon is 0.7659, compared with −0.3285 for the electron. Its value is quoted, not derived.</w:t>
+        <w:t>At two loops, the muon's anomaly includes the diagram in which the internal photon of Lesson 76's vertex correction carries an electron-loop insertion. The internal photon in the muon's vertex has momenta of order m</w:t>
+      </w:r>
+      <w:r>
+        <w:rPr>
+          <w:vertAlign w:val="subscript"/>
+        </w:rPr>
+        <w:t>μ</w:t>
+      </w:r>
+      <w:r>
+        <w:t>, at which the electron loop gives a large logarithm. The result is a coefficient of (α/π)² of about (1/3)ln(m</w:t>
+      </w:r>
+      <w:r>
+        <w:rPr>
+          <w:vertAlign w:val="subscript"/>
+        </w:rPr>
+        <w:t>μ</w:t>
+      </w:r>
+      <w:r>
+        <w:t>/m</w:t>
+      </w:r>
+      <w:r>
+        <w:rPr>
+          <w:vertAlign w:val="subscript"/>
+        </w:rPr>
+        <w:t>e</w:t>
+      </w:r>
+      <w:r>
+        <w:t>) − 25/36 ≈ 1.08, larger than all the mass-independent two-loop terms together. The complete two-loop coefficient for the muon is 0.7659, compared with −0.3285 for the electron. Its value is quoted, not derived.</w:t>
       </w:r>
     </w:p>
     <w:p>
@@ -1798,7 +2126,16 @@
     </w:p>
     <w:p>
       <w:r>
-        <w:t>where K(s) is a known function that weights low energies heavily. The result is about 7×10⁻⁸, which is more than 100 times the current experimental uncertainty in a_μ. Lattice QCD now computes the same quantity from first principles. Lesson 76, Section 5.5, described the comparison.</w:t>
+        <w:t>where K(s) is a known function that weights low energies heavily. The result is about 7×10⁻⁸, which is more than 100 times the current experimental uncertainty in a</w:t>
+      </w:r>
+      <w:r>
+        <w:rPr>
+          <w:vertAlign w:val="subscript"/>
+        </w:rPr>
+        <w:t>μ</w:t>
+      </w:r>
+      <w:r>
+        <w:t>. Lattice QCD now computes the same quantity from first principles. Lesson 76, Section 5.5, described the comparison.</w:t>
       </w:r>
     </w:p>
     <w:p>
@@ -1812,7 +2149,70 @@
     </w:p>
     <w:p>
       <w:r>
-        <w:t>Estimate the electron-loop logarithm in a_μ. ln(m_μ/m_e) = ln 206.77 = 5.33, so (1/3)(5.33) − 25/36 = 1.777 − 0.694 = 1.083. Multiplied by (α/π)² = 5.40×10⁻⁶, this is 5.85×10⁻⁶, about 0.5 percent of a_μ. In a_e, the corresponding muon loop is suppressed by (m_e/m_μ)² and contributes only about 2.8×10⁻¹², because heavy loops decouple (Lesson 70, Section 4.3).</w:t>
+        <w:t>Estimate the electron-loop logarithm in a</w:t>
+      </w:r>
+      <w:r>
+        <w:rPr>
+          <w:vertAlign w:val="subscript"/>
+        </w:rPr>
+        <w:t>μ</w:t>
+      </w:r>
+      <w:r>
+        <w:t>. ln(m</w:t>
+      </w:r>
+      <w:r>
+        <w:rPr>
+          <w:vertAlign w:val="subscript"/>
+        </w:rPr>
+        <w:t>μ</w:t>
+      </w:r>
+      <w:r>
+        <w:t>/m</w:t>
+      </w:r>
+      <w:r>
+        <w:rPr>
+          <w:vertAlign w:val="subscript"/>
+        </w:rPr>
+        <w:t>e</w:t>
+      </w:r>
+      <w:r>
+        <w:t>) = ln 206.77 = 5.33, so (1/3)(5.33) − 25/36 = 1.777 − 0.694 = 1.083. Multiplied by (α/π)² = 5.40×10⁻⁶, this is 5.85×10⁻⁶, about 0.5 percent of a</w:t>
+      </w:r>
+      <w:r>
+        <w:rPr>
+          <w:vertAlign w:val="subscript"/>
+        </w:rPr>
+        <w:t>μ</w:t>
+      </w:r>
+      <w:r>
+        <w:t>. In a</w:t>
+      </w:r>
+      <w:r>
+        <w:rPr>
+          <w:vertAlign w:val="subscript"/>
+        </w:rPr>
+        <w:t>e</w:t>
+      </w:r>
+      <w:r>
+        <w:t>, the corresponding muon loop is suppressed by (m</w:t>
+      </w:r>
+      <w:r>
+        <w:rPr>
+          <w:vertAlign w:val="subscript"/>
+        </w:rPr>
+        <w:t>e</w:t>
+      </w:r>
+      <w:r>
+        <w:t>/m</w:t>
+      </w:r>
+      <w:r>
+        <w:rPr>
+          <w:vertAlign w:val="subscript"/>
+        </w:rPr>
+        <w:t>μ</w:t>
+      </w:r>
+      <w:r>
+        <w:t>)² and contributes only about 2.8×10⁻¹², because heavy loops decouple (Lesson 70, Section 4.3).</w:t>
       </w:r>
     </w:p>
     <w:p>
@@ -1838,7 +2238,16 @@
     </w:p>
     <w:p>
       <w:r>
-        <w:t>This lesson derived the contact term, its hydrogen shift, and the limits of the Uehling potential. It quoted the full Uehling integral, the muonic-hydrogen numbers, the two-loop coefficients of a_μ, and the dispersion relation for the hadronic contribution, with its kernel K(s). It did not compute higher-order vacuum polarization, such as the Källén–Sabry two-loop potential, or the light-by-light contributions.</w:t>
+        <w:t>This lesson derived the contact term, its hydrogen shift, and the limits of the Uehling potential. It quoted the full Uehling integral, the muonic-hydrogen numbers, the two-loop coefficients of a</w:t>
+      </w:r>
+      <w:r>
+        <w:rPr>
+          <w:vertAlign w:val="subscript"/>
+        </w:rPr>
+        <w:t>μ</w:t>
+      </w:r>
+      <w:r>
+        <w:t>, and the dispersion relation for the hadronic contribution, with its kernel K(s). It did not compute higher-order vacuum polarization, such as the Källén–Sabry two-loop potential, or the light-by-light contributions.</w:t>
       </w:r>
     </w:p>
     <w:p>
@@ -1996,7 +2405,16 @@
           </w:tcPr>
           <w:p>
             <w:r>
-              <w:t>ΔE_ns = −4α(Zα)⁴m/(15πn³): −217 MHz (1s), −27 MHz (2s)</w:t>
+              <w:t>ΔE</w:t>
+            </w:r>
+            <w:r>
+              <w:rPr>
+                <w:vertAlign w:val="subscript"/>
+              </w:rPr>
+              <w:t>n</w:t>
+            </w:r>
+            <w:r>
+              <w:t>s = −4α(Zα)⁴m/(15πn³): −217 MHz (1s), −27 MHz (2s)</w:t>
             </w:r>
           </w:p>
         </w:tc>
@@ -2070,7 +2488,16 @@
           </w:tcPr>
           <w:p>
             <w:r>
-              <w:t>Muonic hydrogen 2s–2p ≈ 206 meV − 5.23 meV (r_p/fm)²</w:t>
+              <w:t>Muonic hydrogen 2s–2p ≈ 206 meV − 5.23 meV (r</w:t>
+            </w:r>
+            <w:r>
+              <w:rPr>
+                <w:vertAlign w:val="subscript"/>
+              </w:rPr>
+              <w:t>p</w:t>
+            </w:r>
+            <w:r>
+              <w:t>/fm)²</w:t>
             </w:r>
           </w:p>
         </w:tc>
@@ -2107,7 +2534,13 @@
           </w:tcPr>
           <w:p>
             <w:r>
-              <w:t>Electron and hadronic loops in a_μ</w:t>
+              <w:t>Electron and hadronic loops in a</w:t>
+            </w:r>
+            <w:r>
+              <w:rPr>
+                <w:vertAlign w:val="subscript"/>
+              </w:rPr>
+              <w:t>μ</w:t>
             </w:r>
           </w:p>
         </w:tc>
@@ -2196,7 +2629,16 @@
         </w:numPr>
       </w:pPr>
       <w:r>
-        <w:t>In a_μ, the electron loop gives a large logarithm, and the hadronic loop, taken from data or computed on the lattice, is the dominant theoretical uncertainty.</w:t>
+        <w:t>In a</w:t>
+      </w:r>
+      <w:r>
+        <w:rPr>
+          <w:vertAlign w:val="subscript"/>
+        </w:rPr>
+        <w:t>μ</w:t>
+      </w:r>
+      <w:r>
+        <w:t>, the electron loop gives a large logarithm, and the hadronic loop, taken from data or computed on the lattice, is the dominant theoretical uncertainty.</w:t>
       </w:r>
     </w:p>
     <w:p>
@@ -2297,7 +2739,13 @@
           </w:tcPr>
           <w:p>
             <w:r>
-              <w:t>Show that the Fourier transform of −4πZα/Q² is −Zα/r.</w:t>
+              <w:rPr>
+                <w:b/>
+              </w:rPr>
+              <w:t>Core.</w:t>
+            </w:r>
+            <w:r>
+              <w:t xml:space="preserve"> Show that the Fourier transform of −4πZα/Q² is −Zα/r.</w:t>
             </w:r>
           </w:p>
         </w:tc>
@@ -2335,7 +2783,13 @@
           </w:tcPr>
           <w:p>
             <w:r>
-              <w:t>Show that a constant C in momentum space corresponds to Cδ³(r) in position space.</w:t>
+              <w:rPr>
+                <w:b/>
+              </w:rPr>
+              <w:t>Core.</w:t>
+            </w:r>
+            <w:r>
+              <w:t xml:space="preserve"> Show that a constant C in momentum space corresponds to Cδ³(r) in position space.</w:t>
             </w:r>
           </w:p>
         </w:tc>
@@ -2371,7 +2825,13 @@
           </w:tcPr>
           <w:p>
             <w:r>
-              <w:t>Derive δV = −(4Zα²/15m²)δ³(r) from Π̂ ≈ (α/15π)Q²/m².</w:t>
+              <w:rPr>
+                <w:b/>
+              </w:rPr>
+              <w:t>Extension.</w:t>
+            </w:r>
+            <w:r>
+              <w:t xml:space="preserve"> Derive δV = −(4Zα²/15m²)δ³(r) from Π̂ ≈ (α/15π)Q²/m².</w:t>
             </w:r>
           </w:p>
         </w:tc>
@@ -2409,7 +2869,22 @@
           </w:tcPr>
           <w:p>
             <w:r>
-              <w:t>Derive ΔE_ns = −4α(Zα)⁴m/(15πn³) and check that it equals −1/5 of Lesson 77's prefactor.</w:t>
+              <w:rPr>
+                <w:b/>
+              </w:rPr>
+              <w:t>Extension.</w:t>
+            </w:r>
+            <w:r>
+              <w:t xml:space="preserve"> Derive ΔE</w:t>
+            </w:r>
+            <w:r>
+              <w:rPr>
+                <w:vertAlign w:val="subscript"/>
+              </w:rPr>
+              <w:t>n</w:t>
+            </w:r>
+            <w:r>
+              <w:t>s = −4α(Zα)⁴m/(15πn³) and check that it equals −1/5 of Lesson 77's prefactor.</w:t>
             </w:r>
           </w:p>
         </w:tc>
@@ -2445,7 +2920,13 @@
           </w:tcPr>
           <w:p>
             <w:r>
-              <w:t>Evaluate the 1s and 2s shifts in MHz for hydrogen.</w:t>
+              <w:rPr>
+                <w:b/>
+              </w:rPr>
+              <w:t>Core.</w:t>
+            </w:r>
+            <w:r>
+              <w:t xml:space="preserve"> Evaluate the 1s and 2s shifts in MHz for hydrogen.</w:t>
             </w:r>
           </w:p>
         </w:tc>
@@ -2483,7 +2964,13 @@
           </w:tcPr>
           <w:p>
             <w:r>
-              <w:t>Evaluate the 1s shift in hydrogen-like ions with Z = 10 and Z = 50, and comment on whether the contact approximation remains valid.</w:t>
+              <w:rPr>
+                <w:b/>
+              </w:rPr>
+              <w:t>Extension.</w:t>
+            </w:r>
+            <w:r>
+              <w:t xml:space="preserve"> Evaluate the 1s shift in hydrogen-like ions with Z = 10 and Z = 50, and comment on whether the contact approximation remains valid.</w:t>
             </w:r>
           </w:p>
         </w:tc>
@@ -2519,7 +3006,22 @@
           </w:tcPr>
           <w:p>
             <w:r>
-              <w:t>Compute 1/(2m_e) in fm, and compare it with the Bohr radii of hydrogen and muonic hydrogen.</w:t>
+              <w:rPr>
+                <w:b/>
+              </w:rPr>
+              <w:t>Extension.</w:t>
+            </w:r>
+            <w:r>
+              <w:t xml:space="preserve"> Compute 1/(2m</w:t>
+            </w:r>
+            <w:r>
+              <w:rPr>
+                <w:vertAlign w:val="subscript"/>
+              </w:rPr>
+              <w:t>e</w:t>
+            </w:r>
+            <w:r>
+              <w:t>) in fm, and compare it with the Bohr radii of hydrogen and muonic hydrogen.</w:t>
             </w:r>
           </w:p>
         </w:tc>
@@ -2557,7 +3059,13 @@
           </w:tcPr>
           <w:p>
             <w:r>
-              <w:t>Show that the short-distance limit of the Uehling potential corresponds to an effective coupling α[1 + (2α/3π)ln(1/(mr))], and match it to Lesson 69 with Q = 1/r.</w:t>
+              <w:rPr>
+                <w:b/>
+              </w:rPr>
+              <w:t>Extension.</w:t>
+            </w:r>
+            <w:r>
+              <w:t xml:space="preserve"> Show that the short-distance limit of the Uehling potential corresponds to an effective coupling α[1 + (2α/3π)ln(1/(mr))], and match it to Lesson 69 with Q = 1/r.</w:t>
             </w:r>
           </w:p>
         </w:tc>
@@ -2593,7 +3101,13 @@
           </w:tcPr>
           <w:p>
             <w:r>
-              <w:t>Compute the reduced mass and Bohr radius of muonic hydrogen.</w:t>
+              <w:rPr>
+                <w:b/>
+              </w:rPr>
+              <w:t>Core.</w:t>
+            </w:r>
+            <w:r>
+              <w:t xml:space="preserve"> Compute the reduced mass and Bohr radius of muonic hydrogen.</w:t>
             </w:r>
           </w:p>
         </w:tc>
@@ -2631,7 +3145,13 @@
           </w:tcPr>
           <w:p>
             <w:r>
-              <w:t>Repeat Worked example 3 and explain why the estimate is too large.</w:t>
+              <w:rPr>
+                <w:b/>
+              </w:rPr>
+              <w:t>Extension.</w:t>
+            </w:r>
+            <w:r>
+              <w:t xml:space="preserve"> Repeat Worked example 3 and explain why the estimate is too large.</w:t>
             </w:r>
           </w:p>
         </w:tc>
@@ -2667,7 +3187,22 @@
           </w:tcPr>
           <w:p>
             <w:r>
-              <w:t>Using 206.03 meV − 5.23 meV × (r/fm)² = 202.37 meV, solve for r_p.</w:t>
+              <w:rPr>
+                <w:b/>
+              </w:rPr>
+              <w:t>Core.</w:t>
+            </w:r>
+            <w:r>
+              <w:t xml:space="preserve"> Using 206.03 meV − 5.23 meV × (r/fm)² = 202.37 meV, solve for r</w:t>
+            </w:r>
+            <w:r>
+              <w:rPr>
+                <w:vertAlign w:val="subscript"/>
+              </w:rPr>
+              <w:t>p</w:t>
+            </w:r>
+            <w:r>
+              <w:t>.</w:t>
             </w:r>
           </w:p>
         </w:tc>
@@ -2705,7 +3240,40 @@
           </w:tcPr>
           <w:p>
             <w:r>
-              <w:t>Estimate the electron-loop contribution to a_μ from (1/3)ln(m_μ/m_e) − 25/36.</w:t>
+              <w:rPr>
+                <w:b/>
+              </w:rPr>
+              <w:t>Core.</w:t>
+            </w:r>
+            <w:r>
+              <w:t xml:space="preserve"> Estimate the electron-loop contribution to a</w:t>
+            </w:r>
+            <w:r>
+              <w:rPr>
+                <w:vertAlign w:val="subscript"/>
+              </w:rPr>
+              <w:t>μ</w:t>
+            </w:r>
+            <w:r>
+              <w:t xml:space="preserve"> from (1/3)ln(m</w:t>
+            </w:r>
+            <w:r>
+              <w:rPr>
+                <w:vertAlign w:val="subscript"/>
+              </w:rPr>
+              <w:t>μ</w:t>
+            </w:r>
+            <w:r>
+              <w:t>/m</w:t>
+            </w:r>
+            <w:r>
+              <w:rPr>
+                <w:vertAlign w:val="subscript"/>
+              </w:rPr>
+              <w:t>e</w:t>
+            </w:r>
+            <w:r>
+              <w:t>) − 25/36.</w:t>
             </w:r>
           </w:p>
         </w:tc>
@@ -2741,7 +3309,22 @@
           </w:tcPr>
           <w:p>
             <w:r>
-              <w:t>Challenge: explain why the hadronic contribution to a_μ is dominated by low-energy hadronic states, such as the ρ meson, and what this means for its calculation.</w:t>
+              <w:rPr>
+                <w:b/>
+              </w:rPr>
+              <w:t>Challenge.</w:t>
+            </w:r>
+            <w:r>
+              <w:t xml:space="preserve"> Explain why the hadronic contribution to a</w:t>
+            </w:r>
+            <w:r>
+              <w:rPr>
+                <w:vertAlign w:val="subscript"/>
+              </w:rPr>
+              <w:t>μ</w:t>
+            </w:r>
+            <w:r>
+              <w:t xml:space="preserve"> is dominated by low-energy hadronic states, such as the ρ meson, and what this means for its calculation.</w:t>
             </w:r>
           </w:p>
         </w:tc>
@@ -2758,6 +3341,14 @@
     <w:p>
       <w:r>
         <w:rPr>
+          <w:i/>
+        </w:rPr>
+        <w:t>Attempt each exercise before reading its solution. If you are stuck, read only the first sentence of the solution, then try again.</w:t>
+      </w:r>
+    </w:p>
+    <w:p>
+      <w:r>
+        <w:rPr>
           <w:b/>
         </w:rPr>
         <w:t>1.</w:t>
@@ -2766,7 +3357,16 @@
         <w:t xml:space="preserve"> </w:t>
       </w:r>
       <w:r>
-        <w:t>∫d³Q/(2π)³ e^(iQ·r)(4π/Q²) = 1/r, the standard Coulomb transform, so −4πZα/Q² → −Zα/r.</w:t>
+        <w:t>∫d³Q/(2π)³ e</w:t>
+      </w:r>
+      <w:r>
+        <w:rPr>
+          <w:vertAlign w:val="superscript"/>
+        </w:rPr>
+        <w:t>iQ·r</w:t>
+      </w:r>
+      <w:r>
+        <w:t>(4π/Q²) = 1/r, the standard Coulomb transform, so −4πZα/Q² → −Zα/r.</w:t>
       </w:r>
     </w:p>
     <w:p>
@@ -2780,7 +3380,16 @@
         <w:t xml:space="preserve"> </w:t>
       </w:r>
       <w:r>
-        <w:t>∫d³Q/(2π)³ e^(iQ·r)C = Cδ³(r).</w:t>
+        <w:t>∫d³Q/(2π)³ e</w:t>
+      </w:r>
+      <w:r>
+        <w:rPr>
+          <w:vertAlign w:val="superscript"/>
+        </w:rPr>
+        <w:t>iQ·r</w:t>
+      </w:r>
+      <w:r>
+        <w:t>C = Cδ³(r).</w:t>
       </w:r>
     </w:p>
     <w:p>
@@ -2850,7 +3459,16 @@
         <w:t xml:space="preserve"> </w:t>
       </w:r>
       <w:r>
-        <w:t>1/(2m_e) = 197.327/(2 × 0.511) fm = 193 fm. The hydrogen Bohr radius is 52,900 fm, so it lies far outside. Muonic hydrogen's is 285 fm, which is comparable.</w:t>
+        <w:t>1/(2m</w:t>
+      </w:r>
+      <w:r>
+        <w:rPr>
+          <w:vertAlign w:val="subscript"/>
+        </w:rPr>
+        <w:t>e</w:t>
+      </w:r>
+      <w:r>
+        <w:t>) = 197.327/(2 × 0.511) fm = 193 fm. The hydrogen Bohr radius is 52,900 fm, so it lies far outside. Muonic hydrogen's is 285 fm, which is comparable.</w:t>
       </w:r>
     </w:p>
     <w:p>
@@ -2864,7 +3482,16 @@
         <w:t xml:space="preserve"> </w:t>
       </w:r>
       <w:r>
-        <w:t>V ≈ −(Zα/r)[1 + (2α/3π)ln(1/(mr)) + const], so α_eff(r) = α[1 + (2α/3π)ln(1/(mr))]. With Q = 1/r, Lesson 69 gives α[1 + (α/3π)ln(Q²/m²)] = α[1 + (2α/3π)ln(1/(mr))]. The constants depend on how Q is matched to r.</w:t>
+        <w:t>V ≈ −(Zα/r)[1 + (2α/3π)ln(1/(mr)) + const], so α</w:t>
+      </w:r>
+      <w:r>
+        <w:rPr>
+          <w:vertAlign w:val="subscript"/>
+        </w:rPr>
+        <w:t>eff</w:t>
+      </w:r>
+      <w:r>
+        <w:t>(r) = α[1 + (2α/3π)ln(1/(mr))]. With Q = 1/r, Lesson 69 gives α[1 + (α/3π)ln(Q²/m²)] = α[1 + (2α/3π)ln(1/(mr))]. The constants depend on how Q is matched to r.</w:t>
       </w:r>
     </w:p>
     <w:p>
@@ -2878,7 +3505,25 @@
         <w:t xml:space="preserve"> </w:t>
       </w:r>
       <w:r>
-        <w:t>m_r = 105.66 × 938.27/(105.66 + 938.27) MeV = 94.96 MeV. a = ℏc/(αm_r) = 197.327 × 137.036/94.96 fm = 284.8 fm.</w:t>
+        <w:t>m</w:t>
+      </w:r>
+      <w:r>
+        <w:rPr>
+          <w:vertAlign w:val="subscript"/>
+        </w:rPr>
+        <w:t>r</w:t>
+      </w:r>
+      <w:r>
+        <w:t xml:space="preserve"> = 105.66 × 938.27/(105.66 + 938.27) MeV = 94.96 MeV. a = ℏc/(αm</w:t>
+      </w:r>
+      <w:r>
+        <w:rPr>
+          <w:vertAlign w:val="subscript"/>
+        </w:rPr>
+        <w:t>r</w:t>
+      </w:r>
+      <w:r>
+        <w:t>) = 197.327 × 137.036/94.96 fm = 284.8 fm.</w:t>
       </w:r>
     </w:p>
     <w:p>
@@ -2934,7 +3579,16 @@
         <w:t xml:space="preserve"> </w:t>
       </w:r>
       <w:r>
-        <w:t>The kernel K(s)/s falls rapidly with s, roughly as m_μ²/s², so the integral is dominated by the lowest energies at which R(s) is large: the ρ resonance near 775 MeV, which accounts for about three-quarters of the total. That region is fully nonperturbative. It must be taken from precise measurements of e⁺e⁻ → π⁺π⁻, or from lattice QCD, and the precision of either one limits the muon g − 2 comparison.</w:t>
+        <w:t>The kernel K(s)/s falls rapidly with s, roughly as m</w:t>
+      </w:r>
+      <w:r>
+        <w:rPr>
+          <w:vertAlign w:val="subscript"/>
+        </w:rPr>
+        <w:t>μ</w:t>
+      </w:r>
+      <w:r>
+        <w:t>²/s², so the integral is dominated by the lowest energies at which R(s) is large: the ρ resonance near 775 MeV, which accounts for about three-quarters of the total. That region is fully nonperturbative. It must be taken from precise measurements of e⁺e⁻ → π⁺π⁻, or from lattice QCD, and the precision of either one limits the muon g − 2 comparison.</w:t>
       </w:r>
     </w:p>
     <w:p>
@@ -2942,47 +3596,12 @@
         <w:pStyle w:val="Heading2"/>
       </w:pPr>
       <w:r>
-        <w:t>Mastery checklist</w:t>
+        <w:t>Mastery check</w:t>
       </w:r>
     </w:p>
     <w:p>
-      <w:pPr>
-        <w:pStyle w:val="ListBullet"/>
-      </w:pPr>
       <w:r>
-        <w:t>I can write the static potential including vacuum polarization and derive the contact term.</w:t>
-      </w:r>
-    </w:p>
-    <w:p>
-      <w:pPr>
-        <w:pStyle w:val="ListBullet"/>
-      </w:pPr>
-      <w:r>
-        <w:t>I can compute the s-state shift and match it to the −1/5 of Lesson 77.</w:t>
-      </w:r>
-    </w:p>
-    <w:p>
-      <w:pPr>
-        <w:pStyle w:val="ListBullet"/>
-      </w:pPr>
-      <w:r>
-        <w:t>I can state the Uehling potential's limits and connect the short-distance one to running α.</w:t>
-      </w:r>
-    </w:p>
-    <w:p>
-      <w:pPr>
-        <w:pStyle w:val="ListBullet"/>
-      </w:pPr>
-      <w:r>
-        <w:t>I can explain why vacuum polarization dominates muonic hydrogen and how it measures the proton radius.</w:t>
-      </w:r>
-    </w:p>
-    <w:p>
-      <w:pPr>
-        <w:pStyle w:val="ListBullet"/>
-      </w:pPr>
-      <w:r>
-        <w:t>I can identify the electron-loop and hadronic vacuum-polarization contributions to a_μ.</w:t>
+        <w:t>Before moving on, do the Core exercises without looking at the solutions and state this lesson's main result from memory. If both go smoothly, continue; if not, reread the sections the missed exercises cite.</w:t>
       </w:r>
     </w:p>
     <w:p>
@@ -3034,7 +3653,7 @@
         <w:color w:val="5A5A5A"/>
         <w:sz w:val="16"/>
       </w:rPr>
-      <w:t>QED Course   Lesson 78</w:t>
+      <w:t>A QED Course   Lesson 78</w:t>
     </w:r>
   </w:p>
 </w:hdr>
